--- a/transcribed_interviews/chile_carolina_rojas_25-03-2024.docx
+++ b/transcribed_interviews/chile_carolina_rojas_25-03-2024.docx
@@ -359,7 +359,7 @@
         <w:jc w:val="both"/>
       </w:pPr>
       <w:r>
-        <w:t>[00:00 - 00:11] Ya, entonces empezamos con la primera pregunta, vamos a preguntar, ¿cómo se relaciona la investigación actual con el florecimiento humano?</w:t>
+        <w:t>Ya, entonces empezamos con la primera pregunta, vamos a preguntar, ¿cómo se relaciona la investigación actual con el florecimiento humano?</w:t>
       </w:r>
     </w:p>
     <w:p>
@@ -392,7 +392,7 @@
         <w:jc w:val="both"/>
       </w:pPr>
       <w:r>
-        <w:t>[00:11 - 00:23] Ya, bueno, primero no tenía idea que mi investigación apoyaba o sustentaba el florecimiento humano, así que eso es nuevo para mí,</w:t>
+        <w:t>Ya, bueno, primero no tenía idea que mi investigación apoyaba o sustentaba el florecimiento humano, así que eso es nuevo para mí,</w:t>
       </w:r>
       <w:r>
         <w:t xml:space="preserve"> </w:t>
@@ -433,7 +433,7 @@
         <w:jc w:val="both"/>
       </w:pPr>
       <w:r>
-        <w:t>[01:15 - 01:24] No, está súper bien, y justamente también esa vinculación al bienestar hace más claro la relación con florecimiento humano.</w:t>
+        <w:t>No, está súper bien, y justamente también esa vinculación al bienestar hace más claro la relación con florecimiento humano.</w:t>
       </w:r>
     </w:p>
     <w:p>
@@ -465,23 +465,23 @@
         <w:jc w:val="both"/>
       </w:pPr>
       <w:r>
-        <w:t>[01:31 - 01:32] ¿Cómo los elijo? Sí.</w:t>
-      </w:r>
-    </w:p>
-    <w:p>
-      <w:pPr>
-        <w:jc w:val="both"/>
-      </w:pPr>
-      <w:r>
-        <w:t>[01:36 - 01:52] Ya, esta pregunta no es tan fácil, porque no lo elijo de una manera muy planificada, no es que diga, ya, quiero investigar esto porque voy a tener mayor impacto.</w:t>
-      </w:r>
-    </w:p>
-    <w:p>
-      <w:pPr>
-        <w:jc w:val="both"/>
-      </w:pPr>
-      <w:r>
-        <w:t>[01:53 - 01:56] Más bien, los temas los he ido eligiendo según inquietudes personales, siguiendo con la misma línea de la pregunta uno, en lo personal, pero esto es como un principio mío, es que si tu investigación no tiene como un impacto o no produce un cambio, yo en lo personal no le encuentro mucho sentido.</w:t>
+        <w:t>¿Cómo los elijo? Sí.</w:t>
+      </w:r>
+    </w:p>
+    <w:p>
+      <w:pPr>
+        <w:jc w:val="both"/>
+      </w:pPr>
+      <w:r>
+        <w:t>Ya, esta pregunta no es tan fácil, porque no lo elijo de una manera muy planificada, no es que diga, ya, quiero investigar esto porque voy a tener mayor impacto.</w:t>
+      </w:r>
+    </w:p>
+    <w:p>
+      <w:pPr>
+        <w:jc w:val="both"/>
+      </w:pPr>
+      <w:r>
+        <w:t>Más bien, los temas los he ido eligiendo según inquietudes personales, siguiendo con la misma línea de la pregunta uno, en lo personal, pero esto es como un principio mío, es que si tu investigación no tiene como un impacto o no produce un cambio, yo en lo personal no le encuentro mucho sentido.</w:t>
       </w:r>
     </w:p>
     <w:p>
@@ -490,39 +490,39 @@
       </w:pPr>
       <w:r>
         <w:lastRenderedPageBreak/>
-        <w:t>[02:19 - 02:28] Entonces, trato de elegir temas de investigación que yo visualizo o creo que va a tener un impacto en las personas, y que puede desarrollar un cambio. Las personas y en los ecosistemas.</w:t>
-      </w:r>
-    </w:p>
-    <w:p>
-      <w:pPr>
-        <w:jc w:val="both"/>
-      </w:pPr>
-      <w:r>
-        <w:t>[02:39 - 02:51] Y generalmente me planteo hipótesis en ese sentido. Como, bueno, si protejo este ecosistema, ¿cómo podría cambiar esto la vida de las personas? ¿O qué podría mejorar?</w:t>
-      </w:r>
-    </w:p>
-    <w:p>
-      <w:pPr>
-        <w:jc w:val="both"/>
-      </w:pPr>
-      <w:r>
-        <w:t>[02:53 - 03:04] Más que hacer diagnóstico, yo elijo temas como con perspectiva de futuro, o lo que yo creo que va a impactar en el futuro.</w:t>
-      </w:r>
-    </w:p>
-    <w:p>
-      <w:pPr>
-        <w:jc w:val="both"/>
-      </w:pPr>
-      <w:r>
-        <w:t>[03:06 - 03:17] Entonces, no es muy planificado, es más como de qué cosas me producen inquietudes, qué aspectos creo que serían mejor para las ciudades, qué creo que podría tener un mayor impacto en el futuro y no se está visualizando hoy en día, porque, por ejemplo, al menos en el contexto chileno, se hace mucho diagnóstico de problemáticas como negativas.</w:t>
-      </w:r>
-    </w:p>
-    <w:p>
-      <w:pPr>
-        <w:jc w:val="both"/>
-      </w:pPr>
-      <w:r>
-        <w:t>[03:32 - 03:37] Yo trato de salir un poco de eso, quizá hago una investigación más prospectiva como, mira, está pasando esto que es negativo, pero yo quiero demostrarte que si mejoramos, por ejemplo, la accesibilidad de algo, esto tendría tal consecuencia o si protegemos el ecosistema X, esto tendría tal consecuencia. Así que te diría que son inquietudes personales, pero con esta mirada más prospectiva.</w:t>
+        <w:t>Entonces, trato de elegir temas de investigación que yo visualizo o creo que va a tener un impacto en las personas, y que puede desarrollar un cambio. Las personas y en los ecosistemas.</w:t>
+      </w:r>
+    </w:p>
+    <w:p>
+      <w:pPr>
+        <w:jc w:val="both"/>
+      </w:pPr>
+      <w:r>
+        <w:t>Y generalmente me planteo hipótesis en ese sentido. Como, bueno, si protejo este ecosistema, ¿cómo podría cambiar esto la vida de las personas? ¿O qué podría mejorar?</w:t>
+      </w:r>
+    </w:p>
+    <w:p>
+      <w:pPr>
+        <w:jc w:val="both"/>
+      </w:pPr>
+      <w:r>
+        <w:t>Más que hacer diagnóstico, yo elijo temas como con perspectiva de futuro, o lo que yo creo que va a impactar en el futuro.</w:t>
+      </w:r>
+    </w:p>
+    <w:p>
+      <w:pPr>
+        <w:jc w:val="both"/>
+      </w:pPr>
+      <w:r>
+        <w:t>Entonces, no es muy planificado, es más como de qué cosas me producen inquietudes, qué aspectos creo que serían mejor para las ciudades, qué creo que podría tener un mayor impacto en el futuro y no se está visualizando hoy en día, porque, por ejemplo, al menos en el contexto chileno, se hace mucho diagnóstico de problemáticas como negativas.</w:t>
+      </w:r>
+    </w:p>
+    <w:p>
+      <w:pPr>
+        <w:jc w:val="both"/>
+      </w:pPr>
+      <w:r>
+        <w:t>Yo trato de salir un poco de eso, quizá hago una investigación más prospectiva como, mira, está pasando esto que es negativo, pero yo quiero demostrarte que si mejoramos, por ejemplo, la accesibilidad de algo, esto tendría tal consecuencia o si protegemos el ecosistema X, esto tendría tal consecuencia. Así que te diría que son inquietudes personales, pero con esta mirada más prospectiva.</w:t>
       </w:r>
     </w:p>
     <w:p>
@@ -551,15 +551,15 @@
         <w:jc w:val="both"/>
       </w:pPr>
       <w:r>
-        <w:t>[04:03 - 04:15] No sé, para un solo detalle de ese sentido, entonces, si tuvieras que definir tus motivaciones, ¿no? Para abordar ese tema, lo definirías más como científicas, sociales, políticas, religiosas.</w:t>
-      </w:r>
-    </w:p>
-    <w:p>
-      <w:pPr>
-        <w:jc w:val="both"/>
-      </w:pPr>
-      <w:r>
-        <w:t>[04:16 - 04:19] ¿Cuál de esa categoría quizá te aspirarías más?</w:t>
+        <w:t>No sé, para un solo detalle de ese sentido, entonces, si tuvieras que definir tus motivaciones, ¿no? Para abordar ese tema, lo definirías más como científicas, sociales, políticas, religiosas.</w:t>
+      </w:r>
+    </w:p>
+    <w:p>
+      <w:pPr>
+        <w:jc w:val="both"/>
+      </w:pPr>
+      <w:r>
+        <w:t>¿Cuál de esa categoría quizá te aspirarías más?</w:t>
       </w:r>
     </w:p>
     <w:p>
@@ -588,7 +588,7 @@
         <w:jc w:val="both"/>
       </w:pPr>
       <w:r>
-        <w:t>[04:20 - 04:32] Yo creo que eso igual va variando. No es como fijo. Creo que al principio de mi carrera era más científica. Después tuve una fase más política, como de inquietudes políticas. Y yo te diría que ahora son más científicos sociales. Pero también creo que va variando en el tiempo, va dependiendo un poco de que te va haciendo más sentido.</w:t>
+        <w:t>Yo creo que eso igual va variando. No es como fijo. Creo que al principio de mi carrera era más científica. Después tuve una fase más política, como de inquietudes políticas. Y yo te diría que ahora son más científicos sociales. Pero también creo que va variando en el tiempo, va dependiendo un poco de que te va haciendo más sentido.</w:t>
       </w:r>
     </w:p>
     <w:p>
@@ -617,7 +617,7 @@
         <w:jc w:val="both"/>
       </w:pPr>
       <w:r>
-        <w:t>[04:50 - 04:56] Perfecto. Me parece súper interesante cómo eso va cambiando.</w:t>
+        <w:t>Perfecto. Me parece súper interesante cómo eso va cambiando.</w:t>
       </w:r>
     </w:p>
     <w:p>
@@ -633,7 +633,7 @@
         <w:jc w:val="both"/>
       </w:pPr>
       <w:r>
-        <w:t>[05:06 - 05:16] ¿Cuáles son las principales tendencias de la investigación en el contexto de, bueno, florecimiento humano, desde tu perspectiva, por supuesto?</w:t>
+        <w:t>¿Cuáles son las principales tendencias de la investigación en el contexto de, bueno, florecimiento humano, desde tu perspectiva, por supuesto?</w:t>
       </w:r>
     </w:p>
     <w:p>
@@ -663,7 +663,7 @@
         <w:jc w:val="both"/>
       </w:pPr>
       <w:r>
-        <w:t>[05:17 - 05:19] Ya. Independiente de lo que yo investigue, ¿cierto?</w:t>
+        <w:t>Ya. Independiente de lo que yo investigue, ¿cierto?</w:t>
       </w:r>
     </w:p>
     <w:p>
@@ -692,7 +692,7 @@
         <w:jc w:val="both"/>
       </w:pPr>
       <w:r>
-        <w:t>[05:20 - 05:30] Sí. O sea, obviamente puede que sea una mirada, o sea, obviamente una mirada situada. Entonces, como antes de tu disciplina, pero por lo que tú ves. Muy cerca de lo tuyo. Ya.</w:t>
+        <w:t>Sí. O sea, obviamente puede que sea una mirada, o sea, obviamente una mirada situada. Entonces, como antes de tu disciplina, pero por lo que tú ves. Muy cerca de lo tuyo. Ya.</w:t>
       </w:r>
     </w:p>
     <w:p>
@@ -721,39 +721,39 @@
         <w:jc w:val="both"/>
       </w:pPr>
       <w:r>
-        <w:t>[05:30 - 05:39] Cerca mío creo que hay mucha investigación como para detectar los impactos ambientales. Sobre todo, del capitalismo, en el sentido que América Latina ha sido como una región donde se han extraído muchos recursos.</w:t>
-      </w:r>
-    </w:p>
-    <w:p>
-      <w:pPr>
-        <w:jc w:val="both"/>
-      </w:pPr>
-      <w:r>
-        <w:t>[05:49 - 05:57] Entonces, buena parte de la investigación se ha centrado en eso. En cómo América Latina ha respondido a esas presiones como del norte global por extraer sus recursos y las consecuencias que esto ha tenido. Entonces veo bastante investigación de impacto ambiental.</w:t>
-      </w:r>
-    </w:p>
-    <w:p>
-      <w:pPr>
-        <w:jc w:val="both"/>
-      </w:pPr>
-      <w:r>
-        <w:t>[06:08 - 06:15] Por otro lado, veo como incipiente también la investigación en transporte sustentable.</w:t>
-      </w:r>
-    </w:p>
-    <w:p>
-      <w:pPr>
-        <w:jc w:val="both"/>
-      </w:pPr>
-      <w:r>
-        <w:t>[06:16 - 06:28] Sobre todo en Chile, en Colombia, en Brasil también han aparecido ese tipo de investigación. También hay mucha investigación cualitativa, siguiendo con esta perspectiva también como más crítica y sociopolítica de las dinámicas territoriales y ahí, por ejemplo, hay investigación en Argentina, en Brasil también. Con esta mirada más como crítica del desarrollo que ha tenido la región. Y veo poca investigación cuantitativa. Eso muy poco todavía.</w:t>
-      </w:r>
-    </w:p>
-    <w:p>
-      <w:pPr>
-        <w:jc w:val="both"/>
-      </w:pPr>
-      <w:r>
-        <w:t>[07:03 - 07:14] Así que te diría que son más investigaciones cualitativas. Como en estos temas de impacto ambiental en las ciudades, transporte sustentable, y crítica al modelo de desarrollo. Eso es como lo que más veo.</w:t>
+        <w:t>Cerca mío creo que hay mucha investigación como para detectar los impactos ambientales. Sobre todo, del capitalismo, en el sentido que América Latina ha sido como una región donde se han extraído muchos recursos.</w:t>
+      </w:r>
+    </w:p>
+    <w:p>
+      <w:pPr>
+        <w:jc w:val="both"/>
+      </w:pPr>
+      <w:r>
+        <w:t>Entonces, buena parte de la investigación se ha centrado en eso. En cómo América Latina ha respondido a esas presiones como del norte global por extraer sus recursos y las consecuencias que esto ha tenido. Entonces veo bastante investigación de impacto ambiental.</w:t>
+      </w:r>
+    </w:p>
+    <w:p>
+      <w:pPr>
+        <w:jc w:val="both"/>
+      </w:pPr>
+      <w:r>
+        <w:t>Por otro lado, veo como incipiente también la investigación en transporte sustentable.</w:t>
+      </w:r>
+    </w:p>
+    <w:p>
+      <w:pPr>
+        <w:jc w:val="both"/>
+      </w:pPr>
+      <w:r>
+        <w:t>Sobre todo en Chile, en Colombia, en Brasil también han aparecido ese tipo de investigación. También hay mucha investigación cualitativa, siguiendo con esta perspectiva también como más crítica y sociopolítica de las dinámicas territoriales y ahí, por ejemplo, hay investigación en Argentina, en Brasil también. Con esta mirada más como crítica del desarrollo que ha tenido la región. Y veo poca investigación cuantitativa. Eso muy poco todavía.</w:t>
+      </w:r>
+    </w:p>
+    <w:p>
+      <w:pPr>
+        <w:jc w:val="both"/>
+      </w:pPr>
+      <w:r>
+        <w:t>Así que te diría que son más investigaciones cualitativas. Como en estos temas de impacto ambiental en las ciudades, transporte sustentable, y crítica al modelo de desarrollo. Eso es como lo que más veo.</w:t>
       </w:r>
     </w:p>
     <w:p>
@@ -782,31 +782,31 @@
         <w:jc w:val="both"/>
       </w:pPr>
       <w:r>
-        <w:t>[07:23 - 07:36] Bueno, también en relación al tema de florecimiento humano como alternativa a ese modelo que hablabas, sobre el crecimiento y extracción.</w:t>
-      </w:r>
-    </w:p>
-    <w:p>
-      <w:pPr>
-        <w:jc w:val="both"/>
-      </w:pPr>
-      <w:r>
-        <w:t>[07:37 - 07:50] Y cambiando un poco de tema, ¿no? Respecto quizá al contexto de la investigación. Una pregunta que te quiero hacer. Respecto a la formación académica de quienes trabajan en este ámbito.</w:t>
-      </w:r>
-    </w:p>
-    <w:p>
-      <w:pPr>
-        <w:jc w:val="both"/>
-      </w:pPr>
-      <w:r>
-        <w:t>[07:50 - 07:59] Tanto estudiantes como también colegas. Bueno, de eso hemos conversado varias veces. Pero es un poco lo que ves tú, ¿no?</w:t>
-      </w:r>
-    </w:p>
-    <w:p>
-      <w:pPr>
-        <w:jc w:val="both"/>
-      </w:pPr>
-      <w:r>
-        <w:t>[07:59 - 08:07] Respecto a cuál es la formación de quienes trabajan estos temas. Tanto a nivel estudiante como también, digamos, sus colegas.</w:t>
+        <w:t>Bueno, también en relación al tema de florecimiento humano como alternativa a ese modelo que hablabas, sobre el crecimiento y extracción.</w:t>
+      </w:r>
+    </w:p>
+    <w:p>
+      <w:pPr>
+        <w:jc w:val="both"/>
+      </w:pPr>
+      <w:r>
+        <w:t>Y cambiando un poco de tema, ¿no? Respecto quizá al contexto de la investigación. Una pregunta que te quiero hacer. Respecto a la formación académica de quienes trabajan en este ámbito.</w:t>
+      </w:r>
+    </w:p>
+    <w:p>
+      <w:pPr>
+        <w:jc w:val="both"/>
+      </w:pPr>
+      <w:r>
+        <w:t>Tanto estudiantes como también colegas. Bueno, de eso hemos conversado varias veces. Pero es un poco lo que ves tú, ¿no?</w:t>
+      </w:r>
+    </w:p>
+    <w:p>
+      <w:pPr>
+        <w:jc w:val="both"/>
+      </w:pPr>
+      <w:r>
+        <w:t>Respecto a cuál es la formación de quienes trabajan estos temas. Tanto a nivel estudiante como también, digamos, sus colegas.</w:t>
       </w:r>
     </w:p>
     <w:p>
@@ -839,7 +839,7 @@
         <w:jc w:val="both"/>
       </w:pPr>
       <w:r>
-        <w:t>[08:07 - 08:08] ¿Como de la disciplina, la carrera?</w:t>
+        <w:t>¿Como de la disciplina, la carrera?</w:t>
       </w:r>
     </w:p>
     <w:p>
@@ -868,7 +868,7 @@
         <w:jc w:val="both"/>
       </w:pPr>
       <w:r>
-        <w:t xml:space="preserve">[08:09 - 08:17] Sí, o sea, un poco de todo. Como disciplina, carrera, pero eventualmente también el nivel. </w:t>
+        <w:t xml:space="preserve">Sí, o sea, un poco de todo. Como disciplina, carrera, pero eventualmente también el nivel. </w:t>
       </w:r>
     </w:p>
     <w:p>
@@ -897,7 +897,7 @@
         <w:jc w:val="both"/>
       </w:pPr>
       <w:r>
-        <w:t>[08:18 - 08:31] Bueno, yo diría que posgrado, doctorado. Igual en América Latina hay una diferencia entre las personas que hicieron doctorado</w:t>
+        <w:t>Bueno, yo diría que posgrado, doctorado. Igual en América Latina hay una diferencia entre las personas que hicieron doctorado</w:t>
       </w:r>
       <w:r>
         <w:t xml:space="preserve"> e</w:t>
@@ -911,47 +911,47 @@
         <w:jc w:val="both"/>
       </w:pPr>
       <w:r>
-        <w:t>[08:32 - 08:36] Incluso también en Europa y Estados Unidos. Como que hay distintas miradas de la investigación.</w:t>
-      </w:r>
-    </w:p>
-    <w:p>
-      <w:pPr>
-        <w:jc w:val="both"/>
-      </w:pPr>
-      <w:r>
-        <w:t>[08:38 - 08:48] Yo diría que la investigación más latinoamericana es como más de ciencias sociales. Y con una mirada como más de colonial.</w:t>
-      </w:r>
-    </w:p>
-    <w:p>
-      <w:pPr>
-        <w:jc w:val="both"/>
-      </w:pPr>
-      <w:r>
-        <w:t>[08:49 - 09:00] Como de un poco revelarse a esto de los indicadores y los papers. Y este conocimiento. Científico como más global.</w:t>
-      </w:r>
-    </w:p>
-    <w:p>
-      <w:pPr>
-        <w:jc w:val="both"/>
-      </w:pPr>
-      <w:r>
-        <w:t>[09:01 - 09:14] Y como mecanizado. Entonces, hay bastante investigación desde las ciencias sociales. Y ahí yo incluiría la geografía, la antropología, la sociología a nivel de doctorado.</w:t>
-      </w:r>
-    </w:p>
-    <w:p>
-      <w:pPr>
-        <w:jc w:val="both"/>
-      </w:pPr>
-      <w:r>
-        <w:t>[09:16 - 09:27] Y en la investigación como entre comillas más competitiva. De acuerdo al sistema se ve más disciplinas de ingeniería. Bueno, también geografía.</w:t>
-      </w:r>
-    </w:p>
-    <w:p>
-      <w:pPr>
-        <w:jc w:val="both"/>
-      </w:pPr>
-      <w:r>
-        <w:t>[09:30 - 09:39] Pero ingeniería más como una mirada entre comillas más social. Como podría ser la ingeniería de transporte</w:t>
+        <w:t>Incluso también en Europa y Estados Unidos. Como que hay distintas miradas de la investigación.</w:t>
+      </w:r>
+    </w:p>
+    <w:p>
+      <w:pPr>
+        <w:jc w:val="both"/>
+      </w:pPr>
+      <w:r>
+        <w:t>Yo diría que la investigación más latinoamericana es como más de ciencias sociales. Y con una mirada como más de colonial.</w:t>
+      </w:r>
+    </w:p>
+    <w:p>
+      <w:pPr>
+        <w:jc w:val="both"/>
+      </w:pPr>
+      <w:r>
+        <w:t>Como de un poco revelarse a esto de los indicadores y los papers. Y este conocimiento. Científico como más global.</w:t>
+      </w:r>
+    </w:p>
+    <w:p>
+      <w:pPr>
+        <w:jc w:val="both"/>
+      </w:pPr>
+      <w:r>
+        <w:t>Y como mecanizado. Entonces, hay bastante investigación desde las ciencias sociales. Y ahí yo incluiría la geografía, la antropología, la sociología a nivel de doctorado.</w:t>
+      </w:r>
+    </w:p>
+    <w:p>
+      <w:pPr>
+        <w:jc w:val="both"/>
+      </w:pPr>
+      <w:r>
+        <w:t>Y en la investigación como entre comillas más competitiva. De acuerdo al sistema se ve más disciplinas de ingeniería. Bueno, también geografía.</w:t>
+      </w:r>
+    </w:p>
+    <w:p>
+      <w:pPr>
+        <w:jc w:val="both"/>
+      </w:pPr>
+      <w:r>
+        <w:t>Pero ingeniería más como una mirada entre comillas más social. Como podría ser la ingeniería de transporte</w:t>
       </w:r>
       <w:r>
         <w:t>, l</w:t>
@@ -1040,7 +1040,7 @@
         <w:jc w:val="both"/>
       </w:pPr>
       <w:r>
-        <w:t>[10:39 - 10:50] ¿Y en esa área ves que las personas, digamos, los que participan en el aporte están como al mismo nivel? ¿O hay áreas donde el nivel de formación es más alto que en otras?</w:t>
+        <w:t>¿Y en esa área ves que las personas, digamos, los que participan en el aporte están como al mismo nivel? ¿O hay áreas donde el nivel de formación es más alto que en otras?</w:t>
       </w:r>
     </w:p>
     <w:p>
@@ -1070,7 +1070,7 @@
         <w:jc w:val="both"/>
       </w:pPr>
       <w:r>
-        <w:t xml:space="preserve">[10:51 - 11:00] No, yo te diría que al mismo nivel. Que es posgrado. Pero lo que hay diferencias es donde estudiaste, la mirada que tienes según donde estudiaste el posgrado. </w:t>
+        <w:t xml:space="preserve">No, yo te diría que al mismo nivel. Que es posgrado. Pero lo que hay diferencias es donde estudiaste, la mirada que tienes según donde estudiaste el posgrado. </w:t>
       </w:r>
     </w:p>
     <w:p>
@@ -1092,7 +1092,7 @@
         <w:jc w:val="both"/>
       </w:pPr>
       <w:r>
-        <w:t>[11:09 - 11:16] Los que estudia</w:t>
+        <w:t>Los que estudia</w:t>
       </w:r>
       <w:r>
         <w:t xml:space="preserve">mos </w:t>
@@ -1149,7 +1149,7 @@
         <w:jc w:val="both"/>
       </w:pPr>
       <w:r>
-        <w:t>[11:40 - 11:48] Interesante. Igual como que quienes están, como se formaron como más lejos de los problemas, como tienen una preocupación como más práctica. Y luego que están más cerca.</w:t>
+        <w:t>Interesante. Igual como que quienes están, como se formaron como más lejos de los problemas, como tienen una preocupación como más práctica. Y luego que están más cerca.</w:t>
       </w:r>
     </w:p>
     <w:p>
@@ -1178,7 +1178,7 @@
         <w:jc w:val="both"/>
       </w:pPr>
       <w:r>
-        <w:t xml:space="preserve">[11:49 - 12:02] O sea, como que algunos quieren solucionar los problemas ya ahora. Otros le quieren dar una mirada. O sea, como darle más vuelta. Y otros son muy </w:t>
+        <w:t xml:space="preserve">O sea, como que algunos quieren solucionar los problemas ya ahora. Otros le quieren dar una mirada. O sea, como darle más vuelta. Y otros son muy </w:t>
       </w:r>
       <w:r>
         <w:t xml:space="preserve">críticos, por </w:t>
@@ -1223,15 +1223,15 @@
         <w:jc w:val="both"/>
       </w:pPr>
       <w:r>
-        <w:t>[12:13 - 12:21] Interesante la mirada. O sea, como diferenciación de escalas. Creo que la siguiente pregunta igual se vincula un poco a eso, ¿no?</w:t>
-      </w:r>
-    </w:p>
-    <w:p>
-      <w:pPr>
-        <w:jc w:val="both"/>
-      </w:pPr>
-      <w:r>
-        <w:t xml:space="preserve">[12:21 - 12:32] Porque le debes preguntarte por los recursos que tú crees que se necesitan para fomentar las capacidades de investigación en el ámbito del florecimiento </w:t>
+        <w:t>Interesante la mirada. O sea, como diferenciación de escalas. Creo que la siguiente pregunta igual se vincula un poco a eso, ¿no?</w:t>
+      </w:r>
+    </w:p>
+    <w:p>
+      <w:pPr>
+        <w:jc w:val="both"/>
+      </w:pPr>
+      <w:r>
+        <w:t xml:space="preserve">Porque le debes preguntarte por los recursos que tú crees que se necesitan para fomentar las capacidades de investigación en el ámbito del florecimiento </w:t>
       </w:r>
       <w:r>
         <w:t>humano</w:t>
@@ -1272,7 +1272,7 @@
         <w:jc w:val="both"/>
       </w:pPr>
       <w:r>
-        <w:t>[12:38 - 12:49] Yo creo que se necesitan más redes. Como que sabemos poco lo que está pasando en los otros países latinoamericanos</w:t>
+        <w:t>Yo creo que se necesitan más redes. Como que sabemos poco lo que está pasando en los otros países latinoamericanos</w:t>
       </w:r>
       <w:r>
         <w:t xml:space="preserve">, y </w:t>
@@ -1286,7 +1286,7 @@
         <w:jc w:val="both"/>
       </w:pPr>
       <w:r>
-        <w:t>[13:01 - 13:10] Eso creo que falta, generar redes</w:t>
+        <w:t>Eso creo que falta, generar redes</w:t>
       </w:r>
       <w:r>
         <w:t xml:space="preserve"> e</w:t>
@@ -1319,15 +1319,15 @@
       </w:pPr>
       <w:r>
         <w:lastRenderedPageBreak/>
-        <w:t>[13:47 - 13:54] Ahora entiendo que Brasil es el que tiene más como doctores por cantidad de habitantes.</w:t>
-      </w:r>
-    </w:p>
-    <w:p>
-      <w:pPr>
-        <w:jc w:val="both"/>
-      </w:pPr>
-      <w:r>
-        <w:t>[13:56 - 14:06] Pero también en Brasil, muchas de las personas que hacen doctorado se dedican a la educación. Es que eso es algo que aquí, por ejemplo, no pasa.</w:t>
+        <w:t>Ahora entiendo que Brasil es el que tiene más como doctores por cantidad de habitantes.</w:t>
+      </w:r>
+    </w:p>
+    <w:p>
+      <w:pPr>
+        <w:jc w:val="both"/>
+      </w:pPr>
+      <w:r>
+        <w:t>Pero también en Brasil, muchas de las personas que hacen doctorado se dedican a la educación. Es que eso es algo que aquí, por ejemplo, no pasa.</w:t>
       </w:r>
       <w:r>
         <w:t xml:space="preserve"> </w:t>
@@ -1362,23 +1362,23 @@
         <w:jc w:val="both"/>
       </w:pPr>
       <w:r>
-        <w:t>[14:11 - 14:22] Me parece súper porque justo el próximo bloque de preguntas tiene que ver justamente con redes. Pero, respecto al tema del financiamiento. O sea, quería preguntar.</w:t>
-      </w:r>
-    </w:p>
-    <w:p>
-      <w:pPr>
-        <w:jc w:val="both"/>
-      </w:pPr>
-      <w:r>
-        <w:t>[14:23 - 14:36] ¿Ese financiamiento que existe hoy lo ves más público o también de parte del privado? ¿Hay algún aporte? O sea, ¿de dónde llegan los financiamientos?</w:t>
-      </w:r>
-    </w:p>
-    <w:p>
-      <w:pPr>
-        <w:jc w:val="both"/>
-      </w:pPr>
-      <w:r>
-        <w:t>[14:36 - 14:39] Al final te iba un poco a preguntar por ese tema, pero ahora nada más.</w:t>
+        <w:t>Me parece súper porque justo el próximo bloque de preguntas tiene que ver justamente con redes. Pero, respecto al tema del financiamiento. O sea, quería preguntar.</w:t>
+      </w:r>
+    </w:p>
+    <w:p>
+      <w:pPr>
+        <w:jc w:val="both"/>
+      </w:pPr>
+      <w:r>
+        <w:t>¿Ese financiamiento que existe hoy lo ves más público o también de parte del privado? ¿Hay algún aporte? O sea, ¿de dónde llegan los financiamientos?</w:t>
+      </w:r>
+    </w:p>
+    <w:p>
+      <w:pPr>
+        <w:jc w:val="both"/>
+      </w:pPr>
+      <w:r>
+        <w:t>Al final te iba un poco a preguntar por ese tema, pero ahora nada más.</w:t>
       </w:r>
     </w:p>
     <w:p>
@@ -1407,7 +1407,7 @@
         <w:jc w:val="both"/>
       </w:pPr>
       <w:r>
-        <w:t>[14:40 - 14:48] No, aquí principalmente financiamiento público. Que es un financiamiento de la Agencia Nacional de Investigación</w:t>
+        <w:t>No, aquí principalmente financiamiento público. Que es un financiamiento de la Agencia Nacional de Investigación</w:t>
       </w:r>
       <w:r>
         <w:t xml:space="preserve"> que </w:t>
@@ -1421,15 +1421,15 @@
         <w:jc w:val="both"/>
       </w:pPr>
       <w:r>
-        <w:t>[14:55 - 15:05] Lo cual queda un poquito corto para la demanda que hay de investigación. Pero básicamente es público.</w:t>
-      </w:r>
-    </w:p>
-    <w:p>
-      <w:pPr>
-        <w:jc w:val="both"/>
-      </w:pPr>
-      <w:r>
-        <w:t>[15:07 - 15:17] Por ejemplo, falta que las empresas privadas tengan</w:t>
+        <w:t>Lo cual queda un poquito corto para la demanda que hay de investigación. Pero básicamente es público.</w:t>
+      </w:r>
+    </w:p>
+    <w:p>
+      <w:pPr>
+        <w:jc w:val="both"/>
+      </w:pPr>
+      <w:r>
+        <w:t>Por ejemplo, falta que las empresas privadas tengan</w:t>
       </w:r>
       <w:r>
         <w:t xml:space="preserve"> </w:t>
@@ -1473,15 +1473,15 @@
         <w:jc w:val="both"/>
       </w:pPr>
       <w:r>
-        <w:t>[15:47 - 15:56] Como que hay un sistema como más abierto y democrático para conseguir fondos. Aquí está como muy separado.</w:t>
-      </w:r>
-    </w:p>
-    <w:p>
-      <w:pPr>
-        <w:jc w:val="both"/>
-      </w:pPr>
-      <w:r>
-        <w:t>[15:56 - 16:03] Si es fondos privados, se trata como una consultoría. Y si es fondos públicos, como un producto de investigación.</w:t>
+        <w:t>Como que hay un sistema como más abierto y democrático para conseguir fondos. Aquí está como muy separado.</w:t>
+      </w:r>
+    </w:p>
+    <w:p>
+      <w:pPr>
+        <w:jc w:val="both"/>
+      </w:pPr>
+      <w:r>
+        <w:t>Si es fondos privados, se trata como una consultoría. Y si es fondos públicos, como un producto de investigación.</w:t>
       </w:r>
     </w:p>
     <w:p>
@@ -1514,7 +1514,7 @@
         <w:jc w:val="both"/>
       </w:pPr>
       <w:r>
-        <w:t>[16:04 - 16:16] Me parece interesante también porque</w:t>
+        <w:t>Me parece interesante también porque</w:t>
       </w:r>
       <w:r>
         <w:t xml:space="preserve"> o</w:t>
@@ -1534,7 +1534,7 @@
         <w:jc w:val="both"/>
       </w:pPr>
       <w:r>
-        <w:t xml:space="preserve">[16:16 - 16:27] Y no necesariamente son como remunerativos para, digamos, mejorar algún proceso productivo, etc. Y eso que igual es la salida más investigativa. También dentro de algo que debería </w:t>
+        <w:t xml:space="preserve">Y no necesariamente son como remunerativos para, digamos, mejorar algún proceso productivo, etc. Y eso que igual es la salida más investigativa. También dentro de algo que debería </w:t>
       </w:r>
       <w:r>
         <w:lastRenderedPageBreak/>
@@ -1576,15 +1576,15 @@
         <w:jc w:val="both"/>
       </w:pPr>
       <w:r>
-        <w:t>[16:43 - 16:55] Que es clave y que faltaría en el caso de Chile y América Latina en general. Te quería preguntar primero, o sea, ¿cuáles son las principales redes justamente que tú crees?</w:t>
-      </w:r>
-    </w:p>
-    <w:p>
-      <w:pPr>
-        <w:jc w:val="both"/>
-      </w:pPr>
-      <w:r>
-        <w:t>[16:55 - 17:04] O sea, ¿cuáles son los principales organismos de investigación que tanto en Chile como también en América Latina</w:t>
+        <w:t>Que es clave y que faltaría en el caso de Chile y América Latina en general. Te quería preguntar primero, o sea, ¿cuáles son las principales redes justamente que tú crees?</w:t>
+      </w:r>
+    </w:p>
+    <w:p>
+      <w:pPr>
+        <w:jc w:val="both"/>
+      </w:pPr>
+      <w:r>
+        <w:t>O sea, ¿cuáles son los principales organismos de investigación que tanto en Chile como también en América Latina</w:t>
       </w:r>
       <w:r>
         <w:t xml:space="preserve"> t</w:t>
@@ -1598,7 +1598,7 @@
         <w:jc w:val="both"/>
       </w:pPr>
       <w:r>
-        <w:t>[17:04 - 17:11] Ahora pueden ser asociaciones profesionales, centros de investigación, redes académicas</w:t>
+        <w:t>Ahora pueden ser asociaciones profesionales, centros de investigación, redes académicas</w:t>
       </w:r>
     </w:p>
     <w:p>
@@ -1627,7 +1627,7 @@
         <w:jc w:val="both"/>
       </w:pPr>
       <w:r>
-        <w:t xml:space="preserve">[17:12 - 17:14] ¿De Chile o de Latinoamérica? </w:t>
+        <w:t xml:space="preserve">¿De Chile o de Latinoamérica? </w:t>
       </w:r>
     </w:p>
     <w:p>
@@ -1656,7 +1656,7 @@
         <w:jc w:val="both"/>
       </w:pPr>
       <w:r>
-        <w:t xml:space="preserve">[17:15 - 17:17] </w:t>
+        <w:t xml:space="preserve"/>
       </w:r>
       <w:r>
         <w:t>Las dos, d</w:t>
@@ -1691,31 +1691,31 @@
         <w:jc w:val="both"/>
       </w:pPr>
       <w:r>
-        <w:t>[17:17 - 17:27] Ya. Bueno, de Chile el CEDEUS, que es un centro de investigación que hace como investigación en ciudades sustentables.</w:t>
-      </w:r>
-    </w:p>
-    <w:p>
-      <w:pPr>
-        <w:jc w:val="both"/>
-      </w:pPr>
-      <w:r>
-        <w:t>[17:28 - 17:38] Y definitivamente desde que existe el CEDEUS ha aumentado mucho el tipo de producción científica en esa materia que antes.</w:t>
-      </w:r>
-    </w:p>
-    <w:p>
-      <w:pPr>
-        <w:jc w:val="both"/>
-      </w:pPr>
-      <w:r>
-        <w:t>[17:40 - 17:47] Lo mismo el Centro de Resiliencia y Clima, CR2, que tiene el mismo fondo que el CEDEUS.</w:t>
-      </w:r>
-    </w:p>
-    <w:p>
-      <w:pPr>
-        <w:jc w:val="both"/>
-      </w:pPr>
-      <w:r>
-        <w:t>[17:48 - 17:58] Bueno, también aquí en Chile se le ha dado mucho énfasis a la investigación en cambio climático. Y eso se ha debido en gran parte al impacto que ha tenido ese centro.</w:t>
+        <w:t>Ya. Bueno, de Chile el CEDEUS, que es un centro de investigación que hace como investigación en ciudades sustentables.</w:t>
+      </w:r>
+    </w:p>
+    <w:p>
+      <w:pPr>
+        <w:jc w:val="both"/>
+      </w:pPr>
+      <w:r>
+        <w:t>Y definitivamente desde que existe el CEDEUS ha aumentado mucho el tipo de producción científica en esa materia que antes.</w:t>
+      </w:r>
+    </w:p>
+    <w:p>
+      <w:pPr>
+        <w:jc w:val="both"/>
+      </w:pPr>
+      <w:r>
+        <w:t>Lo mismo el Centro de Resiliencia y Clima, CR2, que tiene el mismo fondo que el CEDEUS.</w:t>
+      </w:r>
+    </w:p>
+    <w:p>
+      <w:pPr>
+        <w:jc w:val="both"/>
+      </w:pPr>
+      <w:r>
+        <w:t>Bueno, también aquí en Chile se le ha dado mucho énfasis a la investigación en cambio climático. Y eso se ha debido en gran parte al impacto que ha tenido ese centro.</w:t>
       </w:r>
       <w:r>
         <w:t xml:space="preserve"> </w:t>
@@ -1729,7 +1729,7 @@
         <w:jc w:val="both"/>
       </w:pPr>
       <w:r>
-        <w:t xml:space="preserve">[18:13 - 18:18] En Latinoamérica yo me relaciono con la </w:t>
+        <w:t xml:space="preserve">En Latinoamérica yo me relaciono con la </w:t>
       </w:r>
       <w:r>
         <w:t>católica</w:t>
@@ -1743,15 +1743,15 @@
         <w:jc w:val="both"/>
       </w:pPr>
       <w:r>
-        <w:t>[18:20 - 18:31] En la Universidad Católica de Lima hay como un área fuerte en lo que es planificación de ciudades, naturaleza y arquitectura. Como arquitectura del paisaje.</w:t>
-      </w:r>
-    </w:p>
-    <w:p>
-      <w:pPr>
-        <w:jc w:val="both"/>
-      </w:pPr>
-      <w:r>
-        <w:t>[18:31 - 18:43] Hay un grupo importante que ha hecho cosas bien interesantes. En Brasil también con la Universidad de San Pablo.</w:t>
+        <w:t>En la Universidad Católica de Lima hay como un área fuerte en lo que es planificación de ciudades, naturaleza y arquitectura. Como arquitectura del paisaje.</w:t>
+      </w:r>
+    </w:p>
+    <w:p>
+      <w:pPr>
+        <w:jc w:val="both"/>
+      </w:pPr>
+      <w:r>
+        <w:t>Hay un grupo importante que ha hecho cosas bien interesantes. En Brasil también con la Universidad de San Pablo.</w:t>
       </w:r>
       <w:r>
         <w:t xml:space="preserve"> </w:t>
@@ -1766,7 +1766,7 @@
       </w:pPr>
       <w:r>
         <w:lastRenderedPageBreak/>
-        <w:t xml:space="preserve">[19:01 - 19:08] Entonces tenemos una red de ciencia urbana crítica </w:t>
+        <w:t xml:space="preserve">Entonces tenemos una red de ciencia urbana crítica </w:t>
       </w:r>
       <w:r>
         <w:t>d</w:t>
@@ -1780,7 +1780,7 @@
         <w:jc w:val="both"/>
       </w:pPr>
       <w:r>
-        <w:t xml:space="preserve">[19:20 - 19:26] En México hay un grupo bien interesante que está estudiando las transiciones </w:t>
+        <w:t xml:space="preserve">En México hay un grupo bien interesante que está estudiando las transiciones </w:t>
       </w:r>
       <w:r>
         <w:t>socio ecológicas, d</w:t>
@@ -1815,7 +1815,7 @@
         <w:jc w:val="both"/>
       </w:pPr>
       <w:r>
-        <w:t>[19:36 - 19:42] Estaba buscando por ejemplo esa red qu</w:t>
+        <w:t>Estaba buscando por ejemplo esa red qu</w:t>
       </w:r>
       <w:r>
         <w:t>e</w:t>
@@ -1850,7 +1850,7 @@
         <w:jc w:val="both"/>
       </w:pPr>
       <w:r>
-        <w:t xml:space="preserve">[19:43 - 19:51] Ah, yo no creo que tenga página web. Pero está liderada por </w:t>
+        <w:t xml:space="preserve">Ah, yo no creo que tenga página web. Pero está liderada por </w:t>
       </w:r>
       <w:r>
         <w:rPr>
@@ -1867,7 +1867,7 @@
         <w:jc w:val="both"/>
       </w:pPr>
       <w:r>
-        <w:t>[19:52 - 20:03] Que ella inventó el concepto de geografía física crítica. Que es como estudiar procesos físicos del territorio. Inundaciones, no sé, terremotos.</w:t>
+        <w:t>Que ella inventó el concepto de geografía física crítica. Que es como estudiar procesos físicos del territorio. Inundaciones, no sé, terremotos.</w:t>
       </w:r>
       <w:r>
         <w:t xml:space="preserve"> </w:t>
@@ -1881,7 +1881,7 @@
         <w:jc w:val="both"/>
       </w:pPr>
       <w:r>
-        <w:t>[20:14 - 20:25] Entonces cuando ella leyó mis papers. Me dijo, oye tienes que integrar este grupo porque tu investigación es eso</w:t>
+        <w:t>Entonces cuando ella leyó mis papers. Me dijo, oye tienes que integrar este grupo porque tu investigación es eso</w:t>
       </w:r>
       <w:r>
         <w:t xml:space="preserve"> p</w:t>
@@ -1934,7 +1934,7 @@
         <w:jc w:val="both"/>
       </w:pPr>
       <w:r>
-        <w:t>[20:54 - 21:01] Efectivamente, el único link que encontré. Es una nota de nuestro instituto. Ahí aparece el mismo nombre. Bueno, me parece interesante. Pensándole que la mayoría de lo que mencionabas tiene que ver con instituciones. Claro que son un lugar clave. Pero redes no tanto.</w:t>
+        <w:t>Efectivamente, el único link que encontré. Es una nota de nuestro instituto. Ahí aparece el mismo nombre. Bueno, me parece interesante. Pensándole que la mayoría de lo que mencionabas tiene que ver con instituciones. Claro que son un lugar clave. Pero redes no tanto.</w:t>
       </w:r>
     </w:p>
     <w:p>
@@ -1963,7 +1963,7 @@
         <w:jc w:val="both"/>
       </w:pPr>
       <w:r>
-        <w:t>[21:13 - 21:24] Sí, la UNESPE en Brasil es parte de esa red</w:t>
+        <w:t>Sí, la UNESPE en Brasil es parte de esa red</w:t>
       </w:r>
       <w:r>
         <w:t>,</w:t>
@@ -2001,7 +2001,7 @@
         <w:jc w:val="both"/>
       </w:pPr>
       <w:r>
-        <w:t xml:space="preserve">[21:38 - 21:47] Hay otra red que participa que se llama </w:t>
+        <w:t xml:space="preserve">Hay otra red que participa que se llama </w:t>
       </w:r>
       <w:r>
         <w:rPr>
@@ -2024,7 +2024,7 @@
         <w:jc w:val="both"/>
       </w:pPr>
       <w:r>
-        <w:t xml:space="preserve">[22:00 - 22:10] Bueno, </w:t>
+        <w:t xml:space="preserve">Bueno, </w:t>
       </w:r>
       <w:r>
         <w:t xml:space="preserve">de Chile estaba </w:t>
@@ -2054,7 +2054,7 @@
       </w:pPr>
       <w:r>
         <w:lastRenderedPageBreak/>
-        <w:t>[22:11 - 22:22] Yo participé medio periférico porque la ciudad chilena que estaba participando es Valdivia. Pero como he hecho unas investigaciones de Valdivia</w:t>
+        <w:t>Yo participé medio periférico porque la ciudad chilena que estaba participando es Valdivia. Pero como he hecho unas investigaciones de Valdivia</w:t>
       </w:r>
       <w:r>
         <w:t xml:space="preserve"> m</w:t>
@@ -2115,7 +2115,7 @@
         <w:jc w:val="both"/>
       </w:pPr>
       <w:r>
-        <w:t xml:space="preserve">[22:47 - 22:48] </w:t>
+        <w:t xml:space="preserve"/>
       </w:r>
       <w:r>
         <w:t>Ah, ya, perfecto.</w:t>
@@ -2147,7 +2147,7 @@
         <w:jc w:val="both"/>
       </w:pPr>
       <w:r>
-        <w:t xml:space="preserve">[22:48 - 22:51] </w:t>
+        <w:t xml:space="preserve"/>
       </w:r>
       <w:r>
         <w:t>M</w:t>
@@ -2200,7 +2200,7 @@
         <w:jc w:val="both"/>
       </w:pPr>
       <w:r>
-        <w:t>[23:19 - 23:30] Me gustaría preguntarle también, porque hasta el momento lo hemos tenido</w:t>
+        <w:t>Me gustaría preguntarle también, porque hasta el momento lo hemos tenido</w:t>
       </w:r>
       <w:r>
         <w:t>, o</w:t>
@@ -2214,7 +2214,7 @@
         <w:jc w:val="both"/>
       </w:pPr>
       <w:r>
-        <w:t>[23:31 - 23:44] O sea, como en el ámbito de sustentabilidad</w:t>
+        <w:t>O sea, como en el ámbito de sustentabilidad</w:t>
       </w:r>
       <w:r>
         <w:t>, d</w:t>
@@ -2261,7 +2261,7 @@
         <w:jc w:val="both"/>
       </w:pPr>
       <w:r>
-        <w:t>[23:53 - 23:55] ¿medio de difusión?</w:t>
+        <w:t>¿medio de difusión?</w:t>
       </w:r>
     </w:p>
     <w:p>
@@ -2290,7 +2290,7 @@
         <w:jc w:val="both"/>
       </w:pPr>
       <w:r>
-        <w:t>[23:56 - 23:56] sí</w:t>
+        <w:t>sí</w:t>
       </w:r>
     </w:p>
     <w:p>
@@ -2323,7 +2323,7 @@
         <w:jc w:val="both"/>
       </w:pPr>
       <w:r>
-        <w:t>[23:58 - 24:00] ¿que no sean revistas científicas?</w:t>
+        <w:t>¿que no sean revistas científicas?</w:t>
       </w:r>
     </w:p>
     <w:p>
@@ -2353,7 +2353,7 @@
       </w:pPr>
       <w:r>
         <w:lastRenderedPageBreak/>
-        <w:t xml:space="preserve">[24:01 - 24:07] </w:t>
+        <w:t xml:space="preserve"/>
       </w:r>
       <w:r>
         <w:t xml:space="preserve">No, </w:t>
@@ -2388,7 +2388,7 @@
         <w:jc w:val="both"/>
       </w:pPr>
       <w:r>
-        <w:t xml:space="preserve">[24:10 - 24:21] </w:t>
+        <w:t xml:space="preserve"/>
       </w:r>
       <w:r>
         <w:t>B</w:t>
@@ -2447,7 +2447,7 @@
         <w:jc w:val="both"/>
       </w:pPr>
       <w:r>
-        <w:t>[25:07 - 25:14] ¿eso principalmente para Chile? ¿o lo ves también afuera? por ejemplo, de las columnas</w:t>
+        <w:t>¿eso principalmente para Chile? ¿o lo ves también afuera? por ejemplo, de las columnas</w:t>
       </w:r>
     </w:p>
     <w:p>
@@ -2476,7 +2476,7 @@
         <w:jc w:val="both"/>
       </w:pPr>
       <w:r>
-        <w:t xml:space="preserve">[25:17 - 25:28] </w:t>
+        <w:t xml:space="preserve"/>
       </w:r>
       <w:r>
         <w:t>L</w:t>
@@ -2526,7 +2526,7 @@
         <w:jc w:val="both"/>
       </w:pPr>
       <w:r>
-        <w:t>[25:38 - 25:41] entonces como digamos de estos medios ves que algunos en particular son más importantes o que estén prosperando más</w:t>
+        <w:t>entonces como digamos de estos medios ves que algunos en particular son más importantes o que estén prosperando más</w:t>
       </w:r>
     </w:p>
     <w:p>
@@ -2555,7 +2555,7 @@
         <w:jc w:val="both"/>
       </w:pPr>
       <w:r>
-        <w:t xml:space="preserve">[25:51 - 25:54] </w:t>
+        <w:t xml:space="preserve"/>
       </w:r>
       <w:r>
         <w:t>¿</w:t>
@@ -2593,7 +2593,7 @@
         <w:jc w:val="both"/>
       </w:pPr>
       <w:r>
-        <w:t>[25:55 - 26:00] sí, o sea, ¿qué destaca, digamos, por el impacto por el desarrollo que están teniendo?</w:t>
+        <w:t>sí, o sea, ¿qué destaca, digamos, por el impacto por el desarrollo que están teniendo?</w:t>
       </w:r>
     </w:p>
     <w:p>
@@ -2626,7 +2626,7 @@
         <w:jc w:val="both"/>
       </w:pPr>
       <w:r>
-        <w:t xml:space="preserve">[26:03 - 26:11] </w:t>
+        <w:t xml:space="preserve"/>
       </w:r>
       <w:r>
         <w:t>B</w:t>
@@ -2680,7 +2680,7 @@
         <w:jc w:val="both"/>
       </w:pPr>
       <w:r>
-        <w:t xml:space="preserve">[26:59 - 27:12] </w:t>
+        <w:t xml:space="preserve"/>
       </w:r>
       <w:r>
         <w:t>B</w:t>
@@ -2739,7 +2739,7 @@
         <w:jc w:val="both"/>
       </w:pPr>
       <w:r>
-        <w:t xml:space="preserve">[27:34 - 27:35] </w:t>
+        <w:t xml:space="preserve"/>
       </w:r>
       <w:r>
         <w:t>¿pero,</w:t>
@@ -2777,7 +2777,7 @@
         <w:jc w:val="both"/>
       </w:pPr>
       <w:r>
-        <w:t xml:space="preserve">[27:36 - 27:49] </w:t>
+        <w:t xml:space="preserve"/>
       </w:r>
       <w:r>
         <w:t>L</w:t>
@@ -2821,7 +2821,7 @@
         <w:jc w:val="both"/>
       </w:pPr>
       <w:r>
-        <w:t>[28:01 - 28:12] bueno yo admiro mucho el trabajo que hace la Olga Barbosa que es una ecóloga de Valdivia yo creo que su trabajo está cambiando Chile</w:t>
+        <w:t>bueno yo admiro mucho el trabajo que hace la Olga Barbosa que es una ecóloga de Valdivia yo creo que su trabajo está cambiando Chile</w:t>
       </w:r>
       <w:r>
         <w:t xml:space="preserve"> </w:t>
@@ -2890,7 +2890,7 @@
         <w:jc w:val="both"/>
       </w:pPr>
       <w:r>
-        <w:t xml:space="preserve">[29:43 - 29:55] Sabía </w:t>
+        <w:t xml:space="preserve">Sabía </w:t>
       </w:r>
       <w:r>
         <w:t>cómo</w:t>
@@ -2951,7 +2951,7 @@
         <w:jc w:val="both"/>
       </w:pPr>
       <w:r>
-        <w:t>[30:14 - 30:26] Es que estoy pensando como en impacto porque evidentemente estoy rodeada de buenos investigadores e investigadoras, pero</w:t>
+        <w:t>Es que estoy pensando como en impacto porque evidentemente estoy rodeada de buenos investigadores e investigadoras, pero</w:t>
       </w:r>
       <w:r>
         <w:t xml:space="preserve"> </w:t>
@@ -2989,7 +2989,7 @@
         <w:jc w:val="both"/>
       </w:pPr>
       <w:r>
-        <w:t xml:space="preserve">[30:40 - 30:52] </w:t>
+        <w:t xml:space="preserve"/>
       </w:r>
       <w:r>
         <w:t xml:space="preserve">Bueno, yo por supuesto </w:t>
@@ -3080,7 +3080,7 @@
         <w:jc w:val="both"/>
       </w:pPr>
       <w:r>
-        <w:t>[32:23 - 32:23] Perfecto</w:t>
+        <w:t>Perfecto</w:t>
       </w:r>
     </w:p>
     <w:p>
@@ -3109,7 +3109,7 @@
         <w:jc w:val="both"/>
       </w:pPr>
       <w:r>
-        <w:t>[32:23 - 32:32] También podría destacar el trabajo que ha hecho Francisco de la Barrera en incendios forestales</w:t>
+        <w:t>También podría destacar el trabajo que ha hecho Francisco de la Barrera en incendios forestales</w:t>
       </w:r>
       <w:r>
         <w:t xml:space="preserve">, </w:t>
@@ -3123,7 +3123,7 @@
         <w:jc w:val="both"/>
       </w:pPr>
       <w:r>
-        <w:t>[32:51 - 33:02] yo diría que lo de Francisco es más una investigación de impacto porque cada vez él trabaja las consecuencias de los incendios forestales</w:t>
+        <w:t>yo diría que lo de Francisco es más una investigación de impacto porque cada vez él trabaja las consecuencias de los incendios forestales</w:t>
       </w:r>
       <w:r>
         <w:t xml:space="preserve"> </w:t>
@@ -3182,7 +3182,7 @@
         <w:jc w:val="both"/>
       </w:pPr>
       <w:r>
-        <w:t>[33:45 - 33:58] y también qué atributos deberían tener las ciudades para ser más sustentables así que igual destacaría el trabajo de la Paula</w:t>
+        <w:t>y también qué atributos deberían tener las ciudades para ser más sustentables así que igual destacaría el trabajo de la Paula</w:t>
       </w:r>
       <w:r>
         <w:t>:</w:t>
@@ -3309,7 +3309,7 @@
         <w:jc w:val="both"/>
       </w:pPr>
       <w:r>
-        <w:t>[35:57 - 36:09] pero interesante porque bueno el nombre es algo personalmente pero efectivamente son nombres que no han salido digamos en las posiciones más altas de la división en el ámbito más claro como</w:t>
+        <w:t>pero interesante porque bueno el nombre es algo personalmente pero efectivamente son nombres que no han salido digamos en las posiciones más altas de la división en el ámbito más claro como</w:t>
       </w:r>
       <w:r>
         <w:t xml:space="preserve"> </w:t>
@@ -3353,7 +3353,7 @@
         <w:jc w:val="both"/>
       </w:pPr>
       <w:r>
-        <w:t>[36:18 - 36:18] super bien</w:t>
+        <w:t>super bien</w:t>
       </w:r>
     </w:p>
     <w:p>
@@ -3382,7 +3382,7 @@
         <w:jc w:val="both"/>
       </w:pPr>
       <w:r>
-        <w:t>[36:18 - 36:20] Laura Nahuel</w:t>
+        <w:t>Laura Nahuel</w:t>
       </w:r>
     </w:p>
     <w:p>
@@ -3411,7 +3411,7 @@
         <w:jc w:val="both"/>
       </w:pPr>
       <w:r>
-        <w:t xml:space="preserve">[36:20 - 36:24] </w:t>
+        <w:t xml:space="preserve"/>
       </w:r>
       <w:r>
         <w:t>ah, Laura Nahuel igual,</w:t>
@@ -3447,7 +3447,7 @@
       </w:pPr>
       <w:r>
         <w:lastRenderedPageBreak/>
-        <w:t xml:space="preserve">[36:24 - 36:32] ellos </w:t>
+        <w:t xml:space="preserve">ellos </w:t>
       </w:r>
       <w:r>
         <w:t>dos,</w:t>
@@ -3504,7 +3504,7 @@
         <w:jc w:val="both"/>
       </w:pPr>
       <w:r>
-        <w:t>[36:49 - 37:00] también la Laura Rodríguez se me fue que ella está del SECOS que ella trabaja mucho el sistema de cuenca hidrológica</w:t>
+        <w:t>también la Laura Rodríguez se me fue que ella está del SECOS que ella trabaja mucho el sistema de cuenca hidrológica</w:t>
       </w:r>
       <w:r>
         <w:t xml:space="preserve">; </w:t>
@@ -3542,10 +3542,10 @@
         <w:jc w:val="both"/>
       </w:pPr>
       <w:r>
-        <w:t xml:space="preserve">[37:06 - 37:19] </w:t>
-      </w:r>
-      <w:r>
-        <w:t xml:space="preserve"> Buenísimo, </w:t>
+        <w:t xml:space="preserve"/>
+      </w:r>
+      <w:r>
+        <w:t xml:space="preserve">Buenísimo, </w:t>
       </w:r>
       <w:r>
         <w:t xml:space="preserve">ahí se va a tomar nota y eventualmente digamos estamos viendo que de las muchas invitaciones parece correspondida alguna no así que me diera como tener unos 20 vamos a ver </w:t>
@@ -3680,7 +3680,7 @@
         <w:jc w:val="both"/>
       </w:pPr>
       <w:r>
-        <w:t xml:space="preserve">[38:21 - 38:33] que el fondo que financia </w:t>
+        <w:t xml:space="preserve">que el fondo que financia </w:t>
       </w:r>
       <w:r>
         <w:rPr>
@@ -3706,7 +3706,7 @@
         <w:jc w:val="both"/>
       </w:pPr>
       <w:r>
-        <w:t>[38:33 - 38:46] genero uno específico para el COVID también genero uno específico para la psiquía ahora está haciendo uno específico como para la población mayor entonces eso también es un fondo bien bueno</w:t>
+        <w:t>genero uno específico para el COVID también genero uno específico para la psiquía ahora está haciendo uno específico como para la población mayor entonces eso también es un fondo bien bueno</w:t>
       </w:r>
       <w:r>
         <w:t xml:space="preserve"> </w:t>
@@ -3738,7 +3738,7 @@
         <w:jc w:val="both"/>
       </w:pPr>
       <w:r>
-        <w:t xml:space="preserve">[39:15 - 39:27] están los fondos de la </w:t>
+        <w:t xml:space="preserve">están los fondos de la </w:t>
       </w:r>
       <w:r>
         <w:rPr>
@@ -3761,7 +3761,7 @@
         <w:jc w:val="both"/>
       </w:pPr>
       <w:r>
-        <w:t xml:space="preserve">[39:27 - 39:39] que es el del </w:t>
+        <w:t xml:space="preserve">que es el del </w:t>
       </w:r>
       <w:r>
         <w:rPr>
@@ -3837,7 +3837,7 @@
         <w:jc w:val="both"/>
       </w:pPr>
       <w:r>
-        <w:t xml:space="preserve">[40:06 - 40:18] </w:t>
+        <w:t xml:space="preserve"/>
       </w:r>
       <w:r>
         <w:t>C</w:t>
@@ -3887,7 +3887,7 @@
         <w:jc w:val="both"/>
       </w:pPr>
       <w:r>
-        <w:t xml:space="preserve">[40:37 - 40:50] </w:t>
+        <w:t xml:space="preserve"/>
       </w:r>
       <w:r>
         <w:t>O</w:t>
@@ -3943,7 +3943,7 @@
         <w:jc w:val="both"/>
       </w:pPr>
       <w:r>
-        <w:t xml:space="preserve">[41:27 - 41:39] </w:t>
+        <w:t xml:space="preserve"/>
       </w:r>
       <w:r>
         <w:t>D</w:t>
@@ -3972,7 +3972,7 @@
         <w:jc w:val="both"/>
       </w:pPr>
       <w:r>
-        <w:t>[42:03 - 42:13] preguntaría a Gri</w:t>
+        <w:t>preguntaría a Gri</w:t>
       </w:r>
       <w:r>
         <w:t>s</w:t>
@@ -4007,7 +4007,7 @@
         <w:jc w:val="both"/>
       </w:pPr>
       <w:r>
-        <w:t xml:space="preserve">[42:14 - 42:18] </w:t>
+        <w:t xml:space="preserve"/>
       </w:r>
       <w:r>
         <w:t>S</w:t>
@@ -4045,7 +4045,7 @@
         <w:jc w:val="both"/>
       </w:pPr>
       <w:r>
-        <w:t xml:space="preserve">[42:20 - 42:31] </w:t>
+        <w:t xml:space="preserve"/>
       </w:r>
       <w:r>
         <w:t>P</w:t>
@@ -4100,7 +4100,7 @@
         <w:jc w:val="both"/>
       </w:pPr>
       <w:r>
-        <w:t xml:space="preserve">[42:44 - 42:48] súper y </w:t>
+        <w:t xml:space="preserve">súper y </w:t>
       </w:r>
       <w:r>
         <w:t>¿</w:t>
@@ -4138,7 +4138,7 @@
         <w:jc w:val="both"/>
       </w:pPr>
       <w:r>
-        <w:t xml:space="preserve">[42:50 - 43:01] </w:t>
+        <w:t xml:space="preserve"/>
       </w:r>
       <w:r>
         <w:t>M</w:t>
@@ -4250,7 +4250,7 @@
         <w:jc w:val="both"/>
       </w:pPr>
       <w:r>
-        <w:t>[43:29 - 43:31] ya bacán</w:t>
+        <w:t>ya bacán</w:t>
       </w:r>
     </w:p>
     <w:p>
@@ -4279,7 +4279,7 @@
         <w:jc w:val="both"/>
       </w:pPr>
       <w:r>
-        <w:t xml:space="preserve">[43:31 - 43:34] </w:t>
+        <w:t xml:space="preserve"/>
       </w:r>
       <w:r>
         <w:t xml:space="preserve">En </w:t>
@@ -4314,7 +4314,7 @@
         <w:jc w:val="both"/>
       </w:pPr>
       <w:r>
-        <w:t>[43:34 - 43:38] no de nada cuídense chao gracias</w:t>
+        <w:t>no de nada cuídense chao gracias</w:t>
       </w:r>
     </w:p>
     <w:p>
@@ -4343,7 +4343,7 @@
         <w:jc w:val="both"/>
       </w:pPr>
       <w:r>
-        <w:t xml:space="preserve">[43:38 - 43:39] </w:t>
+        <w:t xml:space="preserve"/>
       </w:r>
       <w:r>
         <w:t>chao,</w:t>
@@ -4379,7 +4379,7 @@
       </w:pPr>
       <w:r>
         <w:lastRenderedPageBreak/>
-        <w:t>[43:39 - 43:40] chao</w:t>
+        <w:t>chao</w:t>
       </w:r>
     </w:p>
     <w:sectPr>
